--- a/seo-content/drenazh-uchastka/99-admin-checklists/01-checklist-wp-load.docx
+++ b/seo-content/drenazh-uchastka/99-admin-checklists/01-checklist-wp-load.docx
@@ -7,7 +7,7 @@
         <w:pStyle w:val="Heading1"/>
       </w:pPr>
       <w:r>
-        <w:t>???-???? ???????? ? WordPress (??????)</w:t>
+        <w:t>Чек-лист загрузки в WordPress</w:t>
       </w:r>
     </w:p>
     <w:p>
@@ -15,7 +15,7 @@
         <w:pStyle w:val="ListBullet"/>
       </w:pPr>
       <w:r>
-        <w:t>???????/????????? URL ? slug ??? ??????.</w:t>
+        <w:t>Проверить URL и slug без дублей.</w:t>
       </w:r>
     </w:p>
     <w:p>
@@ -23,7 +23,7 @@
         <w:pStyle w:val="ListBullet"/>
       </w:pPr>
       <w:r>
-        <w:t>????????? SEO-????: Title, H1, Description ???????? ????? ????????.</w:t>
+        <w:t>Заполнить Title / H1 / Description.</w:t>
       </w:r>
     </w:p>
     <w:p>
@@ -31,7 +31,7 @@
         <w:pStyle w:val="ListBullet"/>
       </w:pPr>
       <w:r>
-        <w:t>????????? ???????????? ACF-???? ???????.</w:t>
+        <w:t>Заполнить обязательные ACF-поля.</w:t>
       </w:r>
     </w:p>
     <w:p>
@@ -39,7 +39,7 @@
         <w:pStyle w:val="ListBullet"/>
       </w:pPr>
       <w:r>
-        <w:t>?????????, ??? ??? ?????? ?????? Hero/Prices/FAQ/CTA.</w:t>
+        <w:t>Проверить Hero, FAQ, цены, CTA.</w:t>
       </w:r>
     </w:p>
     <w:p>
@@ -47,7 +47,7 @@
         <w:pStyle w:val="ListBullet"/>
       </w:pPr>
       <w:r>
-        <w:t>????????? ????????????: ??????? ?????? &lt;-&gt; ???? &lt;-&gt; ?????????.</w:t>
+        <w:t>Проверить перелинковку между страницами.</w:t>
       </w:r>
     </w:p>
     <w:p>
@@ -55,15 +55,7 @@
         <w:pStyle w:val="ListBullet"/>
       </w:pPr>
       <w:r>
-        <w:t>????????? ??????????? ?? ????????? ?????? ? ???????????? ?????????.</w:t>
-      </w:r>
-    </w:p>
-    <w:p>
-      <w:pPr>
-        <w:pStyle w:val="ListBullet"/>
-      </w:pPr>
-      <w:r>
-        <w:t>????????? ? ????????? ???????? ? ??????? ?????????? ????? ?????.</w:t>
+        <w:t>Проверить мобильное отображение и кириллицу.</w:t>
       </w:r>
     </w:p>
     <w:sectPr>
@@ -439,6 +431,10 @@
     <w:name w:val="Normal"/>
     <w:qFormat/>
     <w:rsid w:val="00FC693F"/>
+    <w:rPr>
+      <w:rFonts w:ascii="Calibri" w:hAnsi="Calibri"/>
+      <w:sz w:val="22"/>
+    </w:rPr>
   </w:style>
   <w:style w:type="paragraph" w:styleId="Header">
     <w:name w:val="header"/>

--- a/seo-content/drenazh-uchastka/99-admin-checklists/01-checklist-wp-load.docx
+++ b/seo-content/drenazh-uchastka/99-admin-checklists/01-checklist-wp-load.docx
@@ -15,7 +15,7 @@
         <w:pStyle w:val="ListBullet"/>
       </w:pPr>
       <w:r>
-        <w:t>Проверить URL и slug без дублей.</w:t>
+        <w:t>Для главной страницы вставить весь блок `the_content` без сокращений.</w:t>
       </w:r>
     </w:p>
     <w:p>
@@ -23,7 +23,7 @@
         <w:pStyle w:val="ListBullet"/>
       </w:pPr>
       <w:r>
-        <w:t>Заполнить Title / H1 / Description.</w:t>
+        <w:t>Для внутренних страниц заполнить все поля `ns87_*`, а не только Hero.</w:t>
       </w:r>
     </w:p>
     <w:p>
@@ -31,7 +31,7 @@
         <w:pStyle w:val="ListBullet"/>
       </w:pPr>
       <w:r>
-        <w:t>Заполнить обязательные ACF-поля.</w:t>
+        <w:t>Для ценовых таблиц соблюдать единый формат: услуга, цена, сроки.</w:t>
       </w:r>
     </w:p>
     <w:p>
@@ -39,7 +39,7 @@
         <w:pStyle w:val="ListBullet"/>
       </w:pPr>
       <w:r>
-        <w:t>Проверить Hero, FAQ, цены, CTA.</w:t>
+        <w:t>FAQ переносить целиком, не обрезая ответы до одной строки.</w:t>
       </w:r>
     </w:p>
     <w:p>
@@ -47,7 +47,7 @@
         <w:pStyle w:val="ListBullet"/>
       </w:pPr>
       <w:r>
-        <w:t>Проверить перелинковку между страницами.</w:t>
+        <w:t>На каждой странице проверить внутренние ссылки на цену и соседние подуслуги.</w:t>
       </w:r>
     </w:p>
     <w:p>
@@ -55,7 +55,7 @@
         <w:pStyle w:val="ListBullet"/>
       </w:pPr>
       <w:r>
-        <w:t>Проверить мобильное отображение и кириллицу.</w:t>
+        <w:t>После загрузки открыть страницу и проверить кириллицу, таблицы и мобильную версию.</w:t>
       </w:r>
     </w:p>
     <w:sectPr>
